--- a/Отчет о 3-1.docx
+++ b/Отчет о 3-1.docx
@@ -856,25 +856,7 @@
         <w:t>). Блок-схемы функций представлены ниже (</w:t>
       </w:r>
       <w:r>
-        <w:fldChar w:fldCharType="begin"/>
-      </w:r>
-      <w:r>
-        <w:instrText xml:space="preserve"> REF _Ref149817721 \h </w:instrText>
-      </w:r>
-      <w:r>
-        <w:fldChar w:fldCharType="separate"/>
-      </w:r>
-      <w:r>
-        <w:t>Рисунок </w:t>
-      </w:r>
-      <w:r>
-        <w:rPr>
-          <w:noProof/>
-        </w:rPr>
-        <w:t>2</w:t>
-      </w:r>
-      <w:r>
-        <w:fldChar w:fldCharType="end"/>
+        <w:t>Рисунки 2, 3</w:t>
       </w:r>
       <w:r>
         <w:t>).</w:t>
@@ -925,36 +907,39 @@
           </wp:inline>
         </w:drawing>
       </w:r>
-      <w:bookmarkStart w:id="1" w:name="_GoBack"/>
+    </w:p>
+    <w:p>
+      <w:pPr>
+        <w:pStyle w:val="a4"/>
+      </w:pPr>
+      <w:bookmarkStart w:id="1" w:name="_Ref149817714"/>
+    </w:p>
+    <w:p>
+      <w:pPr>
+        <w:pStyle w:val="a4"/>
+      </w:pPr>
+      <w:r>
+        <w:t>Рисунок </w:t>
+      </w:r>
+      <w:r>
+        <w:fldChar w:fldCharType="begin"/>
+      </w:r>
+      <w:r>
+        <w:instrText>SEQ Рисунок \* ARABIC</w:instrText>
+      </w:r>
+      <w:r>
+        <w:fldChar w:fldCharType="separate"/>
+      </w:r>
+      <w:r>
+        <w:rPr>
+          <w:noProof/>
+        </w:rPr>
+        <w:t>1</w:t>
+      </w:r>
+      <w:r>
+        <w:fldChar w:fldCharType="end"/>
+      </w:r>
       <w:bookmarkEnd w:id="1"/>
-    </w:p>
-    <w:p>
-      <w:pPr>
-        <w:pStyle w:val="a4"/>
-      </w:pPr>
-      <w:bookmarkStart w:id="2" w:name="_Ref149817714"/>
-      <w:r>
-        <w:t>Рисунок </w:t>
-      </w:r>
-      <w:r>
-        <w:fldChar w:fldCharType="begin"/>
-      </w:r>
-      <w:r>
-        <w:instrText>SEQ Рисунок \* ARABIC</w:instrText>
-      </w:r>
-      <w:r>
-        <w:fldChar w:fldCharType="separate"/>
-      </w:r>
-      <w:r>
-        <w:rPr>
-          <w:noProof/>
-        </w:rPr>
-        <w:t>1</w:t>
-      </w:r>
-      <w:r>
-        <w:fldChar w:fldCharType="end"/>
-      </w:r>
-      <w:bookmarkEnd w:id="2"/>
       <w:r>
         <w:rPr>
           <w:lang w:val="en-US"/>
@@ -1041,6 +1026,47 @@
     </w:p>
     <w:p>
       <w:pPr>
+        <w:pStyle w:val="a4"/>
+      </w:pPr>
+      <w:r>
+        <w:t>Рисунок </w:t>
+      </w:r>
+      <w:r>
+        <w:fldChar w:fldCharType="begin"/>
+      </w:r>
+      <w:r>
+        <w:instrText>SEQ Рисунок \* ARABIC</w:instrText>
+      </w:r>
+      <w:r>
+        <w:fldChar w:fldCharType="separate"/>
+      </w:r>
+      <w:r>
+        <w:rPr>
+          <w:noProof/>
+        </w:rPr>
+        <w:t>2</w:t>
+      </w:r>
+      <w:r>
+        <w:fldChar w:fldCharType="end"/>
+      </w:r>
+      <w:r>
+        <w:t> –</w:t>
+      </w:r>
+      <w:r>
+        <w:t xml:space="preserve"> Блок-схема функции </w:t>
+      </w:r>
+      <w:r>
+        <w:rPr>
+          <w:lang w:val="en-US"/>
+        </w:rPr>
+        <w:t>input</w:t>
+      </w:r>
+      <w:r>
+        <w:t>()</w:t>
+      </w:r>
+    </w:p>
+    <w:p>
+      <w:pPr>
         <w:keepNext/>
         <w:ind w:firstLine="0"/>
         <w:jc w:val="center"/>
@@ -1094,31 +1120,52 @@
       <w:pPr>
         <w:pStyle w:val="a4"/>
       </w:pPr>
-      <w:bookmarkStart w:id="3" w:name="_Ref149817721"/>
+      <w:bookmarkStart w:id="2" w:name="_Ref149817721"/>
       <w:r>
         <w:t>Рисунок </w:t>
       </w:r>
-      <w:r>
-        <w:fldChar w:fldCharType="begin"/>
-      </w:r>
-      <w:r>
-        <w:instrText>SEQ Рисунок \* ARABIC</w:instrText>
-      </w:r>
-      <w:r>
-        <w:fldChar w:fldCharType="separate"/>
-      </w:r>
-      <w:r>
-        <w:rPr>
-          <w:noProof/>
-        </w:rPr>
-        <w:t>2</w:t>
-      </w:r>
-      <w:r>
-        <w:fldChar w:fldCharType="end"/>
-      </w:r>
-      <w:bookmarkEnd w:id="3"/>
-      <w:r>
-        <w:t> – Блок-схема используемых функций</w:t>
+      <w:bookmarkEnd w:id="2"/>
+      <w:r>
+        <w:t>3</w:t>
+      </w:r>
+      <w:r>
+        <w:t> –</w:t>
+      </w:r>
+      <w:r>
+        <w:t> Блок-схема</w:t>
+      </w:r>
+      <w:r>
+        <w:t xml:space="preserve"> </w:t>
+      </w:r>
+      <w:r>
+        <w:t xml:space="preserve">функции </w:t>
+      </w:r>
+      <w:r>
+        <w:rPr>
+          <w:lang w:val="en-US"/>
+        </w:rPr>
+        <w:t>get</w:t>
+      </w:r>
+      <w:r>
+        <w:t>_</w:t>
+      </w:r>
+      <w:r>
+        <w:rPr>
+          <w:lang w:val="en-US"/>
+        </w:rPr>
+        <w:t>function</w:t>
+      </w:r>
+      <w:r>
+        <w:t>(</w:t>
+      </w:r>
+      <w:r>
+        <w:rPr>
+          <w:lang w:val="en-US"/>
+        </w:rPr>
+        <w:t>x</w:t>
+      </w:r>
+      <w:r>
+        <w:t>)</w:t>
       </w:r>
     </w:p>
     <w:p>
@@ -2513,6 +2560,7 @@
           <w:rFonts w:ascii="Cascadia Mono" w:hAnsi="Cascadia Mono"/>
           <w:sz w:val="19"/>
           <w:szCs w:val="19"/>
+          <w:lang w:val="en-US"/>
         </w:rPr>
       </w:pPr>
       <w:r>
@@ -2539,6 +2587,7 @@
           <w:rFonts w:ascii="Cascadia Mono" w:hAnsi="Cascadia Mono"/>
           <w:sz w:val="19"/>
           <w:szCs w:val="19"/>
+          <w:lang w:val="en-US"/>
         </w:rPr>
         <w:t>(</w:t>
       </w:r>
@@ -2548,24 +2597,61 @@
           <w:rFonts w:ascii="Cascadia Mono" w:hAnsi="Cascadia Mono"/>
           <w:sz w:val="19"/>
           <w:szCs w:val="19"/>
-        </w:rPr>
-        <w:t>"Начальное значение:");</w:t>
-      </w:r>
-    </w:p>
-    <w:p>
-      <w:pPr>
-        <w:jc w:val="left"/>
-        <w:rPr>
-          <w:rFonts w:ascii="Cascadia Mono" w:hAnsi="Cascadia Mono"/>
-          <w:sz w:val="19"/>
-          <w:szCs w:val="19"/>
-        </w:rPr>
-      </w:pPr>
-      <w:r>
-        <w:rPr>
-          <w:rFonts w:ascii="Cascadia Mono" w:hAnsi="Cascadia Mono"/>
-          <w:sz w:val="19"/>
-          <w:szCs w:val="19"/>
+          <w:lang w:val="en-US"/>
+        </w:rPr>
+        <w:t>"</w:t>
+      </w:r>
+      <w:r>
+        <w:rPr>
+          <w:rFonts w:ascii="Cascadia Mono" w:hAnsi="Cascadia Mono"/>
+          <w:sz w:val="19"/>
+          <w:szCs w:val="19"/>
+        </w:rPr>
+        <w:t>Начальное</w:t>
+      </w:r>
+      <w:r>
+        <w:rPr>
+          <w:rFonts w:ascii="Cascadia Mono" w:hAnsi="Cascadia Mono"/>
+          <w:sz w:val="19"/>
+          <w:szCs w:val="19"/>
+          <w:lang w:val="en-US"/>
+        </w:rPr>
+        <w:t xml:space="preserve"> </w:t>
+      </w:r>
+      <w:r>
+        <w:rPr>
+          <w:rFonts w:ascii="Cascadia Mono" w:hAnsi="Cascadia Mono"/>
+          <w:sz w:val="19"/>
+          <w:szCs w:val="19"/>
+        </w:rPr>
+        <w:t>значение</w:t>
+      </w:r>
+      <w:r>
+        <w:rPr>
+          <w:rFonts w:ascii="Cascadia Mono" w:hAnsi="Cascadia Mono"/>
+          <w:sz w:val="19"/>
+          <w:szCs w:val="19"/>
+          <w:lang w:val="en-US"/>
+        </w:rPr>
+        <w:t>:");</w:t>
+      </w:r>
+    </w:p>
+    <w:p>
+      <w:pPr>
+        <w:jc w:val="left"/>
+        <w:rPr>
+          <w:rFonts w:ascii="Cascadia Mono" w:hAnsi="Cascadia Mono"/>
+          <w:sz w:val="19"/>
+          <w:szCs w:val="19"/>
+          <w:lang w:val="en-US"/>
+        </w:rPr>
+      </w:pPr>
+      <w:r>
+        <w:rPr>
+          <w:rFonts w:ascii="Cascadia Mono" w:hAnsi="Cascadia Mono"/>
+          <w:sz w:val="19"/>
+          <w:szCs w:val="19"/>
+          <w:lang w:val="en-US"/>
         </w:rPr>
         <w:tab/>
       </w:r>
@@ -2585,9 +2671,11 @@
           <w:rFonts w:ascii="Cascadia Mono" w:hAnsi="Cascadia Mono"/>
           <w:sz w:val="19"/>
           <w:szCs w:val="19"/>
+          <w:lang w:val="en-US"/>
         </w:rPr>
         <w:t xml:space="preserve"> </w:t>
       </w:r>
+      <w:proofErr w:type="spellStart"/>
       <w:r>
         <w:rPr>
           <w:rFonts w:ascii="Cascadia Mono" w:hAnsi="Cascadia Mono"/>
@@ -2602,6 +2690,7 @@
           <w:rFonts w:ascii="Cascadia Mono" w:hAnsi="Cascadia Mono"/>
           <w:sz w:val="19"/>
           <w:szCs w:val="19"/>
+          <w:lang w:val="en-US"/>
         </w:rPr>
         <w:t>_</w:t>
       </w:r>
@@ -2614,11 +2703,13 @@
         </w:rPr>
         <w:t>start</w:t>
       </w:r>
-      <w:r>
-        <w:rPr>
-          <w:rFonts w:ascii="Cascadia Mono" w:hAnsi="Cascadia Mono"/>
-          <w:sz w:val="19"/>
-          <w:szCs w:val="19"/>
+      <w:proofErr w:type="spellEnd"/>
+      <w:r>
+        <w:rPr>
+          <w:rFonts w:ascii="Cascadia Mono" w:hAnsi="Cascadia Mono"/>
+          <w:sz w:val="19"/>
+          <w:szCs w:val="19"/>
+          <w:lang w:val="en-US"/>
         </w:rPr>
         <w:t xml:space="preserve"> = </w:t>
       </w:r>
@@ -2636,6 +2727,7 @@
           <w:rFonts w:ascii="Cascadia Mono" w:hAnsi="Cascadia Mono"/>
           <w:sz w:val="19"/>
           <w:szCs w:val="19"/>
+          <w:lang w:val="en-US"/>
         </w:rPr>
         <w:t>();</w:t>
       </w:r>
@@ -2647,13 +2739,15 @@
           <w:rFonts w:ascii="Cascadia Mono" w:hAnsi="Cascadia Mono"/>
           <w:sz w:val="19"/>
           <w:szCs w:val="19"/>
-        </w:rPr>
-      </w:pPr>
-      <w:r>
-        <w:rPr>
-          <w:rFonts w:ascii="Cascadia Mono" w:hAnsi="Cascadia Mono"/>
-          <w:sz w:val="19"/>
-          <w:szCs w:val="19"/>
+          <w:lang w:val="en-US"/>
+        </w:rPr>
+      </w:pPr>
+      <w:r>
+        <w:rPr>
+          <w:rFonts w:ascii="Cascadia Mono" w:hAnsi="Cascadia Mono"/>
+          <w:sz w:val="19"/>
+          <w:szCs w:val="19"/>
+          <w:lang w:val="en-US"/>
         </w:rPr>
         <w:tab/>
       </w:r>
@@ -2672,6 +2766,7 @@
           <w:rFonts w:ascii="Cascadia Mono" w:hAnsi="Cascadia Mono"/>
           <w:sz w:val="19"/>
           <w:szCs w:val="19"/>
+          <w:lang w:val="en-US"/>
         </w:rPr>
         <w:t>(</w:t>
       </w:r>
@@ -2681,25 +2776,61 @@
           <w:rFonts w:ascii="Cascadia Mono" w:hAnsi="Cascadia Mono"/>
           <w:sz w:val="19"/>
           <w:szCs w:val="19"/>
-        </w:rPr>
-        <w:t>"Конечное значение:");</w:t>
-      </w:r>
-    </w:p>
-    <w:p>
-      <w:pPr>
-        <w:jc w:val="left"/>
-        <w:rPr>
-          <w:rFonts w:ascii="Cascadia Mono" w:hAnsi="Cascadia Mono"/>
-          <w:sz w:val="19"/>
-          <w:szCs w:val="19"/>
-          <w:lang w:val="en-US"/>
-        </w:rPr>
-      </w:pPr>
-      <w:r>
-        <w:rPr>
-          <w:rFonts w:ascii="Cascadia Mono" w:hAnsi="Cascadia Mono"/>
-          <w:sz w:val="19"/>
-          <w:szCs w:val="19"/>
+          <w:lang w:val="en-US"/>
+        </w:rPr>
+        <w:t>"</w:t>
+      </w:r>
+      <w:r>
+        <w:rPr>
+          <w:rFonts w:ascii="Cascadia Mono" w:hAnsi="Cascadia Mono"/>
+          <w:sz w:val="19"/>
+          <w:szCs w:val="19"/>
+        </w:rPr>
+        <w:t>Конечное</w:t>
+      </w:r>
+      <w:r>
+        <w:rPr>
+          <w:rFonts w:ascii="Cascadia Mono" w:hAnsi="Cascadia Mono"/>
+          <w:sz w:val="19"/>
+          <w:szCs w:val="19"/>
+          <w:lang w:val="en-US"/>
+        </w:rPr>
+        <w:t xml:space="preserve"> </w:t>
+      </w:r>
+      <w:r>
+        <w:rPr>
+          <w:rFonts w:ascii="Cascadia Mono" w:hAnsi="Cascadia Mono"/>
+          <w:sz w:val="19"/>
+          <w:szCs w:val="19"/>
+        </w:rPr>
+        <w:t>значение</w:t>
+      </w:r>
+      <w:r>
+        <w:rPr>
+          <w:rFonts w:ascii="Cascadia Mono" w:hAnsi="Cascadia Mono"/>
+          <w:sz w:val="19"/>
+          <w:szCs w:val="19"/>
+          <w:lang w:val="en-US"/>
+        </w:rPr>
+        <w:t>:");</w:t>
+      </w:r>
+    </w:p>
+    <w:p>
+      <w:pPr>
+        <w:jc w:val="left"/>
+        <w:rPr>
+          <w:rFonts w:ascii="Cascadia Mono" w:hAnsi="Cascadia Mono"/>
+          <w:sz w:val="19"/>
+          <w:szCs w:val="19"/>
+          <w:lang w:val="en-US"/>
+        </w:rPr>
+      </w:pPr>
+      <w:r>
+        <w:rPr>
+          <w:rFonts w:ascii="Cascadia Mono" w:hAnsi="Cascadia Mono"/>
+          <w:sz w:val="19"/>
+          <w:szCs w:val="19"/>
+          <w:lang w:val="en-US"/>
         </w:rPr>
         <w:tab/>
       </w:r>
@@ -3508,7 +3639,6 @@
           <w:rFonts w:ascii="Cascadia Mono" w:hAnsi="Cascadia Mono"/>
           <w:sz w:val="19"/>
           <w:szCs w:val="19"/>
-          <w:lang w:val="en-US"/>
         </w:rPr>
       </w:pPr>
       <w:r>
@@ -3532,7 +3662,6 @@
           <w:rFonts w:ascii="Cascadia Mono" w:hAnsi="Cascadia Mono"/>
           <w:sz w:val="19"/>
           <w:szCs w:val="19"/>
-          <w:lang w:val="en-US"/>
         </w:rPr>
         <w:t>}</w:t>
       </w:r>
@@ -3552,7 +3681,6 @@
           <w:rFonts w:ascii="Cascadia Mono" w:hAnsi="Cascadia Mono"/>
           <w:sz w:val="19"/>
           <w:szCs w:val="19"/>
-          <w:lang w:val="en-US"/>
         </w:rPr>
         <w:tab/>
       </w:r>
@@ -3561,7 +3689,6 @@
           <w:rFonts w:ascii="Cascadia Mono" w:hAnsi="Cascadia Mono"/>
           <w:sz w:val="19"/>
           <w:szCs w:val="19"/>
-          <w:lang w:val="en-US"/>
         </w:rPr>
         <w:tab/>
       </w:r>
@@ -4596,26 +4723,10 @@
         <w:t>Результаты выполнения программы представлены ниже (</w:t>
       </w:r>
       <w:r>
-        <w:fldChar w:fldCharType="begin"/>
-      </w:r>
-      <w:r>
-        <w:instrText xml:space="preserve"> REF _Ref150422393 \h </w:instrText>
-      </w:r>
-      <w:r>
-        <w:fldChar w:fldCharType="separate"/>
-      </w:r>
-      <w:r>
-        <w:t>Рисунок </w:t>
-      </w:r>
-      <w:r>
-        <w:rPr>
-          <w:noProof/>
-        </w:rPr>
-        <w:t>3</w:t>
-      </w:r>
-      <w:r>
-        <w:fldChar w:fldCharType="end"/>
-      </w:r>
+        <w:t>Рисунок 4</w:t>
+      </w:r>
+      <w:bookmarkStart w:id="3" w:name="_GoBack"/>
+      <w:bookmarkEnd w:id="3"/>
       <w:r>
         <w:t>).</w:t>
       </w:r>
@@ -4676,25 +4787,10 @@
       <w:r>
         <w:t>Рисунок </w:t>
       </w:r>
-      <w:r>
-        <w:fldChar w:fldCharType="begin"/>
-      </w:r>
-      <w:r>
-        <w:instrText>SEQ Рисунок \* ARABIC</w:instrText>
-      </w:r>
-      <w:r>
-        <w:fldChar w:fldCharType="separate"/>
-      </w:r>
-      <w:r>
-        <w:rPr>
-          <w:noProof/>
-        </w:rPr>
-        <w:t>3</w:t>
-      </w:r>
-      <w:r>
-        <w:fldChar w:fldCharType="end"/>
-      </w:r>
       <w:bookmarkEnd w:id="4"/>
+      <w:r>
+        <w:t>4</w:t>
+      </w:r>
       <w:r>
         <w:t> – Результаты выполнения программы</w:t>
       </w:r>
@@ -4731,31 +4827,7 @@
         <w:t xml:space="preserve"> выполнены тестовые примеры. Результаты их выполнения представлены ниже (</w:t>
       </w:r>
       <w:r>
-        <w:fldChar w:fldCharType="begin"/>
-      </w:r>
-      <w:r>
-        <w:instrText xml:space="preserve"> REF _Ref150423152 \h </w:instrText>
-      </w:r>
-      <w:r>
-        <w:fldChar w:fldCharType="separate"/>
-      </w:r>
-      <w:r>
-        <w:t>Рисунок</w:t>
-      </w:r>
-      <w:r>
-        <w:rPr>
-          <w:lang w:val="en-US"/>
-        </w:rPr>
-        <w:t> </w:t>
-      </w:r>
-      <w:r>
-        <w:rPr>
-          <w:noProof/>
-        </w:rPr>
-        <w:t>4</w:t>
-      </w:r>
-      <w:r>
-        <w:fldChar w:fldCharType="end"/>
+        <w:t>Рисунок 5</w:t>
       </w:r>
       <w:r>
         <w:t>).</w:t>
@@ -4826,14 +4898,9 @@
         </w:rPr>
         <w:t> </w:t>
       </w:r>
-      <w:fldSimple w:instr=" SEQ Рисунок \* ARABIC ">
-        <w:r>
-          <w:rPr>
-            <w:noProof/>
-          </w:rPr>
-          <w:t>4</w:t>
-        </w:r>
-      </w:fldSimple>
+      <w:r>
+        <w:t>5</w:t>
+      </w:r>
       <w:bookmarkEnd w:id="5"/>
       <w:r>
         <w:rPr>
@@ -6789,7 +6856,7 @@
   <a:extraClrSchemeLst/>
   <a:extLst>
     <a:ext uri="{05A4C25C-085E-4340-85A3-A5531E510DB2}">
-      <thm15:themeFamily xmlns:thm15="http://schemas.microsoft.com/office/thememl/2012/main" xmlns="" name="Office Theme" id="{62F939B6-93AF-4DB8-9C6B-D6C7DFDC589F}" vid="{4A3C46E8-61CC-4603-A589-7422A47A8E4A}"/>
+      <thm15:themeFamily xmlns="" xmlns:thm15="http://schemas.microsoft.com/office/thememl/2012/main" name="Office Theme" id="{62F939B6-93AF-4DB8-9C6B-D6C7DFDC589F}" vid="{4A3C46E8-61CC-4603-A589-7422A47A8E4A}"/>
     </a:ext>
   </a:extLst>
 </a:theme>
@@ -6800,7 +6867,7 @@
 </file>
 
 <file path=customXml/itemProps1.xml><?xml version="1.0" encoding="utf-8"?>
-<ds:datastoreItem xmlns:ds="http://schemas.openxmlformats.org/officeDocument/2006/customXml" ds:itemID="{FB5DC177-F54A-49AF-A10C-D997C8407FCF}">
+<ds:datastoreItem xmlns:ds="http://schemas.openxmlformats.org/officeDocument/2006/customXml" ds:itemID="{B5961911-8055-491F-8A8A-E92AAF28FEED}">
   <ds:schemaRefs>
     <ds:schemaRef ds:uri="http://schemas.openxmlformats.org/officeDocument/2006/bibliography"/>
   </ds:schemaRefs>

--- a/Отчет о 3-1.docx
+++ b/Отчет о 3-1.docx
@@ -866,16 +866,17 @@
       <w:pPr>
         <w:jc w:val="center"/>
       </w:pPr>
+      <w:bookmarkStart w:id="1" w:name="_GoBack"/>
       <w:r>
         <w:rPr>
           <w:noProof/>
           <w:lang w:eastAsia="ru-RU"/>
         </w:rPr>
         <w:drawing>
-          <wp:inline distT="0" distB="0" distL="0" distR="0" wp14:anchorId="26C3855A" wp14:editId="35DF9627">
-            <wp:extent cx="3629025" cy="5400675"/>
-            <wp:effectExtent l="0" t="0" r="9525" b="9525"/>
-            <wp:docPr id="12" name="Рисунок 12"/>
+          <wp:inline distT="0" distB="0" distL="0" distR="0" wp14:anchorId="2D72AB76" wp14:editId="31EB2FA1">
+            <wp:extent cx="3205905" cy="7360548"/>
+            <wp:effectExtent l="0" t="0" r="0" b="0"/>
+            <wp:docPr id="2" name="Рисунок 2"/>
             <wp:cNvGraphicFramePr>
               <a:graphicFrameLocks xmlns:a="http://schemas.openxmlformats.org/drawingml/2006/main" noChangeAspect="1"/>
             </wp:cNvGraphicFramePr>
@@ -883,11 +884,17 @@
               <a:graphicData uri="http://schemas.openxmlformats.org/drawingml/2006/picture">
                 <pic:pic xmlns:pic="http://schemas.openxmlformats.org/drawingml/2006/picture">
                   <pic:nvPicPr>
-                    <pic:cNvPr id="0" name=""/>
+                    <pic:cNvPr id="0" name="Документ (1).png"/>
                     <pic:cNvPicPr/>
                   </pic:nvPicPr>
                   <pic:blipFill>
-                    <a:blip r:embed="rId7"/>
+                    <a:blip r:embed="rId7">
+                      <a:extLst>
+                        <a:ext uri="{28A0092B-C50C-407E-A947-70E740481C1C}">
+                          <a14:useLocalDpi xmlns:a14="http://schemas.microsoft.com/office/drawing/2010/main" val="0"/>
+                        </a:ext>
+                      </a:extLst>
+                    </a:blip>
                     <a:stretch>
                       <a:fillRect/>
                     </a:stretch>
@@ -895,7 +902,7 @@
                   <pic:spPr>
                     <a:xfrm>
                       <a:off x="0" y="0"/>
-                      <a:ext cx="3629025" cy="5400675"/>
+                      <a:ext cx="3207949" cy="7365241"/>
                     </a:xfrm>
                     <a:prstGeom prst="rect">
                       <a:avLst/>
@@ -907,12 +914,13 @@
           </wp:inline>
         </w:drawing>
       </w:r>
+      <w:bookmarkEnd w:id="1"/>
     </w:p>
     <w:p>
       <w:pPr>
         <w:pStyle w:val="a4"/>
       </w:pPr>
-      <w:bookmarkStart w:id="1" w:name="_Ref149817714"/>
+      <w:bookmarkStart w:id="2" w:name="_Ref149817714"/>
     </w:p>
     <w:p>
       <w:pPr>
@@ -939,7 +947,7 @@
       <w:r>
         <w:fldChar w:fldCharType="end"/>
       </w:r>
-      <w:bookmarkEnd w:id="1"/>
+      <w:bookmarkEnd w:id="2"/>
       <w:r>
         <w:rPr>
           <w:lang w:val="en-US"/>
@@ -1050,10 +1058,7 @@
         <w:fldChar w:fldCharType="end"/>
       </w:r>
       <w:r>
-        <w:t> –</w:t>
-      </w:r>
-      <w:r>
-        <w:t xml:space="preserve"> Блок-схема функции </w:t>
+        <w:t xml:space="preserve"> – Блок-схема функции </w:t>
       </w:r>
       <w:r>
         <w:rPr>
@@ -1120,11 +1125,11 @@
       <w:pPr>
         <w:pStyle w:val="a4"/>
       </w:pPr>
-      <w:bookmarkStart w:id="2" w:name="_Ref149817721"/>
+      <w:bookmarkStart w:id="3" w:name="_Ref149817721"/>
       <w:r>
         <w:t>Рисунок </w:t>
       </w:r>
-      <w:bookmarkEnd w:id="2"/>
+      <w:bookmarkEnd w:id="3"/>
       <w:r>
         <w:t>3</w:t>
       </w:r>
@@ -4725,8 +4730,6 @@
       <w:r>
         <w:t>Рисунок 4</w:t>
       </w:r>
-      <w:bookmarkStart w:id="3" w:name="_GoBack"/>
-      <w:bookmarkEnd w:id="3"/>
       <w:r>
         <w:t>).</w:t>
       </w:r>
@@ -6856,7 +6859,7 @@
   <a:extraClrSchemeLst/>
   <a:extLst>
     <a:ext uri="{05A4C25C-085E-4340-85A3-A5531E510DB2}">
-      <thm15:themeFamily xmlns="" xmlns:thm15="http://schemas.microsoft.com/office/thememl/2012/main" name="Office Theme" id="{62F939B6-93AF-4DB8-9C6B-D6C7DFDC589F}" vid="{4A3C46E8-61CC-4603-A589-7422A47A8E4A}"/>
+      <thm15:themeFamily xmlns:thm15="http://schemas.microsoft.com/office/thememl/2012/main" xmlns="" name="Office Theme" id="{62F939B6-93AF-4DB8-9C6B-D6C7DFDC589F}" vid="{4A3C46E8-61CC-4603-A589-7422A47A8E4A}"/>
     </a:ext>
   </a:extLst>
 </a:theme>
@@ -6867,7 +6870,7 @@
 </file>
 
 <file path=customXml/itemProps1.xml><?xml version="1.0" encoding="utf-8"?>
-<ds:datastoreItem xmlns:ds="http://schemas.openxmlformats.org/officeDocument/2006/customXml" ds:itemID="{B5961911-8055-491F-8A8A-E92AAF28FEED}">
+<ds:datastoreItem xmlns:ds="http://schemas.openxmlformats.org/officeDocument/2006/customXml" ds:itemID="{7FCBA05D-C372-47C1-A84F-D6B7D14383B8}">
   <ds:schemaRefs>
     <ds:schemaRef ds:uri="http://schemas.openxmlformats.org/officeDocument/2006/bibliography"/>
   </ds:schemaRefs>

--- a/Отчет о 3-1.docx
+++ b/Отчет о 3-1.docx
@@ -866,17 +866,16 @@
       <w:pPr>
         <w:jc w:val="center"/>
       </w:pPr>
-      <w:bookmarkStart w:id="1" w:name="_GoBack"/>
       <w:r>
         <w:rPr>
           <w:noProof/>
           <w:lang w:eastAsia="ru-RU"/>
         </w:rPr>
         <w:drawing>
-          <wp:inline distT="0" distB="0" distL="0" distR="0" wp14:anchorId="2D72AB76" wp14:editId="31EB2FA1">
-            <wp:extent cx="3205905" cy="7360548"/>
+          <wp:inline distT="0" distB="0" distL="0" distR="0" wp14:anchorId="76E30FBD" wp14:editId="5CA1709F">
+            <wp:extent cx="2692023" cy="6638925"/>
             <wp:effectExtent l="0" t="0" r="0" b="0"/>
-            <wp:docPr id="2" name="Рисунок 2"/>
+            <wp:docPr id="3" name="Рисунок 3"/>
             <wp:cNvGraphicFramePr>
               <a:graphicFrameLocks xmlns:a="http://schemas.openxmlformats.org/drawingml/2006/main" noChangeAspect="1"/>
             </wp:cNvGraphicFramePr>
@@ -884,11 +883,11 @@
               <a:graphicData uri="http://schemas.openxmlformats.org/drawingml/2006/picture">
                 <pic:pic xmlns:pic="http://schemas.openxmlformats.org/drawingml/2006/picture">
                   <pic:nvPicPr>
-                    <pic:cNvPr id="0" name="Документ (1).png"/>
+                    <pic:cNvPr id="0" name="Документ (1) (2).png"/>
                     <pic:cNvPicPr/>
                   </pic:nvPicPr>
                   <pic:blipFill>
-                    <a:blip r:embed="rId7">
+                    <a:blip r:embed="rId7" cstate="print">
                       <a:extLst>
                         <a:ext uri="{28A0092B-C50C-407E-A947-70E740481C1C}">
                           <a14:useLocalDpi xmlns:a14="http://schemas.microsoft.com/office/drawing/2010/main" val="0"/>
@@ -902,7 +901,7 @@
                   <pic:spPr>
                     <a:xfrm>
                       <a:off x="0" y="0"/>
-                      <a:ext cx="3207949" cy="7365241"/>
+                      <a:ext cx="2692947" cy="6641204"/>
                     </a:xfrm>
                     <a:prstGeom prst="rect">
                       <a:avLst/>
@@ -914,54 +913,41 @@
           </wp:inline>
         </w:drawing>
       </w:r>
+    </w:p>
+    <w:p>
+      <w:pPr>
+        <w:pStyle w:val="a4"/>
+      </w:pPr>
+      <w:bookmarkStart w:id="1" w:name="_Ref149817714"/>
+    </w:p>
+    <w:p>
+      <w:pPr>
+        <w:pStyle w:val="a4"/>
+      </w:pPr>
+      <w:r>
+        <w:t>Рисунок </w:t>
+      </w:r>
+      <w:r>
+        <w:fldChar w:fldCharType="begin"/>
+      </w:r>
+      <w:r>
+        <w:instrText>SEQ Рисунок \* ARABIC</w:instrText>
+      </w:r>
+      <w:r>
+        <w:fldChar w:fldCharType="separate"/>
+      </w:r>
+      <w:r>
+        <w:rPr>
+          <w:noProof/>
+        </w:rPr>
+        <w:t>1</w:t>
+      </w:r>
+      <w:r>
+        <w:fldChar w:fldCharType="end"/>
+      </w:r>
       <w:bookmarkEnd w:id="1"/>
-    </w:p>
-    <w:p>
-      <w:pPr>
-        <w:pStyle w:val="a4"/>
-      </w:pPr>
-      <w:bookmarkStart w:id="2" w:name="_Ref149817714"/>
-    </w:p>
-    <w:p>
-      <w:pPr>
-        <w:pStyle w:val="a4"/>
-      </w:pPr>
-      <w:r>
-        <w:t>Рисунок </w:t>
-      </w:r>
-      <w:r>
-        <w:fldChar w:fldCharType="begin"/>
-      </w:r>
-      <w:r>
-        <w:instrText>SEQ Рисунок \* ARABIC</w:instrText>
-      </w:r>
-      <w:r>
-        <w:fldChar w:fldCharType="separate"/>
-      </w:r>
-      <w:r>
-        <w:rPr>
-          <w:noProof/>
-        </w:rPr>
-        <w:t>1</w:t>
-      </w:r>
-      <w:r>
-        <w:fldChar w:fldCharType="end"/>
-      </w:r>
-      <w:bookmarkEnd w:id="2"/>
-      <w:r>
-        <w:rPr>
-          <w:lang w:val="en-US"/>
-        </w:rPr>
-        <w:t> </w:t>
-      </w:r>
-      <w:r>
-        <w:softHyphen/>
-      </w:r>
-      <w:r>
-        <w:rPr>
-          <w:lang w:val="en-US"/>
-        </w:rPr>
-        <w:t> </w:t>
+      <w:r>
+        <w:t xml:space="preserve"> - </w:t>
       </w:r>
       <w:r>
         <w:t>Блок-схема основного алгоритма</w:t>
@@ -980,10 +966,10 @@
         </w:rPr>
         <w:lastRenderedPageBreak/>
         <w:drawing>
-          <wp:inline distT="0" distB="0" distL="0" distR="0" wp14:anchorId="0B32EB37" wp14:editId="55DC69C5">
-            <wp:extent cx="2750024" cy="1953461"/>
-            <wp:effectExtent l="0" t="0" r="0" b="8890"/>
-            <wp:docPr id="6" name="Рисунок 6" descr="C:\Users\vs13l\Downloads\Документ 1 (2).png"/>
+          <wp:inline distT="0" distB="0" distL="0" distR="0" wp14:anchorId="5B2F0FD7" wp14:editId="76D7E0D2">
+            <wp:extent cx="3642820" cy="3038475"/>
+            <wp:effectExtent l="0" t="0" r="0" b="0"/>
+            <wp:docPr id="8" name="Рисунок 8"/>
             <wp:cNvGraphicFramePr>
               <a:graphicFrameLocks xmlns:a="http://schemas.openxmlformats.org/drawingml/2006/main" noChangeAspect="1"/>
             </wp:cNvGraphicFramePr>
@@ -991,10 +977,8 @@
               <a:graphicData uri="http://schemas.openxmlformats.org/drawingml/2006/picture">
                 <pic:pic xmlns:pic="http://schemas.openxmlformats.org/drawingml/2006/picture">
                   <pic:nvPicPr>
-                    <pic:cNvPr id="0" name="Picture 4" descr="C:\Users\vs13l\Downloads\Документ 1 (2).png"/>
-                    <pic:cNvPicPr>
-                      <a:picLocks noChangeAspect="1" noChangeArrowheads="1"/>
-                    </pic:cNvPicPr>
+                    <pic:cNvPr id="0" name="Документ 1 1 (5).png"/>
+                    <pic:cNvPicPr/>
                   </pic:nvPicPr>
                   <pic:blipFill>
                     <a:blip r:embed="rId8" cstate="print">
@@ -1004,23 +988,18 @@
                         </a:ext>
                       </a:extLst>
                     </a:blip>
-                    <a:srcRect/>
                     <a:stretch>
                       <a:fillRect/>
                     </a:stretch>
                   </pic:blipFill>
-                  <pic:spPr bwMode="auto">
+                  <pic:spPr>
                     <a:xfrm>
                       <a:off x="0" y="0"/>
-                      <a:ext cx="2772645" cy="1969530"/>
+                      <a:ext cx="3647655" cy="3042508"/>
                     </a:xfrm>
                     <a:prstGeom prst="rect">
                       <a:avLst/>
                     </a:prstGeom>
-                    <a:noFill/>
-                    <a:ln>
-                      <a:noFill/>
-                    </a:ln>
                   </pic:spPr>
                 </pic:pic>
               </a:graphicData>
@@ -1125,11 +1104,11 @@
       <w:pPr>
         <w:pStyle w:val="a4"/>
       </w:pPr>
-      <w:bookmarkStart w:id="3" w:name="_Ref149817721"/>
+      <w:bookmarkStart w:id="2" w:name="_Ref149817721"/>
       <w:r>
         <w:t>Рисунок </w:t>
       </w:r>
-      <w:bookmarkEnd w:id="3"/>
+      <w:bookmarkEnd w:id="2"/>
       <w:r>
         <w:t>3</w:t>
       </w:r>
@@ -4786,11 +4765,11 @@
       <w:pPr>
         <w:pStyle w:val="a8"/>
       </w:pPr>
-      <w:bookmarkStart w:id="4" w:name="_Ref150422393"/>
+      <w:bookmarkStart w:id="3" w:name="_Ref150422393"/>
       <w:r>
         <w:t>Рисунок </w:t>
       </w:r>
-      <w:bookmarkEnd w:id="4"/>
+      <w:bookmarkEnd w:id="3"/>
       <w:r>
         <w:t>4</w:t>
       </w:r>
@@ -4891,7 +4870,7 @@
       <w:pPr>
         <w:pStyle w:val="a8"/>
       </w:pPr>
-      <w:bookmarkStart w:id="5" w:name="_Ref150423152"/>
+      <w:bookmarkStart w:id="4" w:name="_Ref150423152"/>
       <w:r>
         <w:t>Рисунок</w:t>
       </w:r>
@@ -4904,7 +4883,7 @@
       <w:r>
         <w:t>5</w:t>
       </w:r>
-      <w:bookmarkEnd w:id="5"/>
+      <w:bookmarkEnd w:id="4"/>
       <w:r>
         <w:rPr>
           <w:lang w:val="en-US"/>
@@ -4979,6 +4958,30 @@
           </wp:inline>
         </w:drawing>
       </w:r>
+    </w:p>
+    <w:p>
+      <w:pPr>
+        <w:ind w:left="1" w:firstLine="0"/>
+      </w:pPr>
+      <w:r>
+        <w:t xml:space="preserve">Рисунок 6 – </w:t>
+      </w:r>
+      <w:r>
+        <w:rPr>
+          <w:lang w:val="en-US"/>
+        </w:rPr>
+        <w:t xml:space="preserve">Approve </w:t>
+      </w:r>
+      <w:r>
+        <w:t>задания 3.1</w:t>
+      </w:r>
+    </w:p>
+    <w:p>
+      <w:pPr>
+        <w:ind w:left="1" w:firstLine="0"/>
+      </w:pPr>
+      <w:bookmarkStart w:id="5" w:name="_GoBack"/>
+      <w:bookmarkEnd w:id="5"/>
     </w:p>
     <w:sectPr>
       <w:pgSz w:w="11906" w:h="16838"/>
@@ -6859,7 +6862,7 @@
   <a:extraClrSchemeLst/>
   <a:extLst>
     <a:ext uri="{05A4C25C-085E-4340-85A3-A5531E510DB2}">
-      <thm15:themeFamily xmlns:thm15="http://schemas.microsoft.com/office/thememl/2012/main" xmlns="" name="Office Theme" id="{62F939B6-93AF-4DB8-9C6B-D6C7DFDC589F}" vid="{4A3C46E8-61CC-4603-A589-7422A47A8E4A}"/>
+      <thm15:themeFamily xmlns="" xmlns:thm15="http://schemas.microsoft.com/office/thememl/2012/main" name="Office Theme" id="{62F939B6-93AF-4DB8-9C6B-D6C7DFDC589F}" vid="{4A3C46E8-61CC-4603-A589-7422A47A8E4A}"/>
     </a:ext>
   </a:extLst>
 </a:theme>
@@ -6870,7 +6873,7 @@
 </file>
 
 <file path=customXml/itemProps1.xml><?xml version="1.0" encoding="utf-8"?>
-<ds:datastoreItem xmlns:ds="http://schemas.openxmlformats.org/officeDocument/2006/customXml" ds:itemID="{7FCBA05D-C372-47C1-A84F-D6B7D14383B8}">
+<ds:datastoreItem xmlns:ds="http://schemas.openxmlformats.org/officeDocument/2006/customXml" ds:itemID="{5ED7C972-FA83-4DFF-BBB1-A0DAC9A50F31}">
   <ds:schemaRefs>
     <ds:schemaRef ds:uri="http://schemas.openxmlformats.org/officeDocument/2006/bibliography"/>
   </ds:schemaRefs>
